--- a/taskmanager/media/documents/Dokument1Aleksandr.docx
+++ b/taskmanager/media/documents/Dokument1Aleksandr.docx
@@ -1,22 +1,7 @@
 
 <file path=word/document.xml><?xml version="1.0" encoding="utf-8"?>
 <w:document xmlns:wpc="http://schemas.microsoft.com/office/word/2010/wordprocessingCanvas" xmlns:mc="http://schemas.openxmlformats.org/markup-compatibility/2006" xmlns:o="urn:schemas-microsoft-com:office:office" xmlns:r="http://schemas.openxmlformats.org/officeDocument/2006/relationships" xmlns:m="http://schemas.openxmlformats.org/officeDocument/2006/math" xmlns:v="urn:schemas-microsoft-com:vml" xmlns:wp14="http://schemas.microsoft.com/office/word/2010/wordprocessingDrawing" xmlns:wp="http://schemas.openxmlformats.org/drawingml/2006/wordprocessingDrawing" xmlns:w10="urn:schemas-microsoft-com:office:word" xmlns:w="http://schemas.openxmlformats.org/wordprocessingml/2006/main" xmlns:w14="http://schemas.microsoft.com/office/word/2010/wordml" xmlns:w15="http://schemas.microsoft.com/office/word/2012/wordml" xmlns:wpg="http://schemas.microsoft.com/office/word/2010/wordprocessingGroup" xmlns:wpi="http://schemas.microsoft.com/office/word/2010/wordprocessingInk" xmlns:wne="http://schemas.microsoft.com/office/word/2006/wordml" xmlns:wps="http://schemas.microsoft.com/office/word/2010/wordprocessingShape" mc:Ignorable="w14 w15 wp14">
-  <w:body>
-    <w:p>
-      <w:r>
-        <w:t>Пустой документ</w:t>
-      </w:r>
-      <w:bookmarkStart w:id="0" w:name="_GoBack"/>
-      <w:bookmarkEnd w:id="0"/>
-      <w:r/>
-    </w:p>
-    <w:sectPr>
-      <w:pgSz w:w="11906" w:h="16838"/>
-      <w:pgMar w:top="1134" w:right="850" w:bottom="1134" w:left="1701" w:header="708" w:footer="708" w:gutter="0"/>
-      <w:cols w:space="708"/>
-      <w:docGrid w:linePitch="360"/>
-    </w:sectPr>
-  </w:body>
+  <w:body/>
 </w:document>
 </file>
 

--- a/taskmanager/media/documents/Dokument1Aleksandr.docx
+++ b/taskmanager/media/documents/Dokument1Aleksandr.docx
@@ -1,7 +1,39 @@
 
 <file path=word/document.xml><?xml version="1.0" encoding="utf-8"?>
 <w:document xmlns:wpc="http://schemas.microsoft.com/office/word/2010/wordprocessingCanvas" xmlns:mc="http://schemas.openxmlformats.org/markup-compatibility/2006" xmlns:o="urn:schemas-microsoft-com:office:office" xmlns:r="http://schemas.openxmlformats.org/officeDocument/2006/relationships" xmlns:m="http://schemas.openxmlformats.org/officeDocument/2006/math" xmlns:v="urn:schemas-microsoft-com:vml" xmlns:wp14="http://schemas.microsoft.com/office/word/2010/wordprocessingDrawing" xmlns:wp="http://schemas.openxmlformats.org/drawingml/2006/wordprocessingDrawing" xmlns:w10="urn:schemas-microsoft-com:office:word" xmlns:w="http://schemas.openxmlformats.org/wordprocessingml/2006/main" xmlns:w14="http://schemas.microsoft.com/office/word/2010/wordml" xmlns:w15="http://schemas.microsoft.com/office/word/2012/wordml" xmlns:wpg="http://schemas.microsoft.com/office/word/2010/wordprocessingGroup" xmlns:wpi="http://schemas.microsoft.com/office/word/2010/wordprocessingInk" xmlns:wne="http://schemas.microsoft.com/office/word/2006/wordml" xmlns:wps="http://schemas.microsoft.com/office/word/2010/wordprocessingShape" mc:Ignorable="w14 w15 wp14">
-  <w:body/>
+  <w:body>
+    <w:p>
+      <w:pPr>
+        <w:jc w:val="left"/>
+      </w:pPr>
+      <w:r>
+        <w:rPr>
+          <w:rFonts w:ascii="&quot;Times New Roman&quot;" w:hAnsi="&quot;Times New Roman&quot;" w:cs="&quot;Times New Roman&quot;"/>
+          <w:sz w:val="28"/>
+        </w:rPr>
+        <w:t xml:space="preserve"> Какой-то текст</w:t>
+      </w:r>
+      <w:r>
+        <w:rPr>
+          <w:rFonts w:ascii="&quot;Times New Roman&quot;" w:hAnsi="&quot;Times New Roman&quot;" w:cs="&quot;Times New Roman&quot;"/>
+          <w:sz w:val="28"/>
+        </w:rPr>
+        <w:t xml:space="preserve"> Какой-то текст</w:t>
+      </w:r>
+    </w:p>
+    <w:p>
+      <w:pPr>
+        <w:jc w:val="left"/>
+      </w:pPr>
+      <w:r>
+        <w:rPr>
+          <w:rFonts w:ascii="&quot;Times New Roman&quot;" w:hAnsi="&quot;Times New Roman&quot;" w:cs="&quot;Times New Roman&quot;"/>
+          <w:sz w:val="28"/>
+        </w:rPr>
+        <w:t xml:space="preserve">Пустой документ</w:t>
+      </w:r>
+    </w:p>
+  </w:body>
 </w:document>
 </file>
 

--- a/taskmanager/media/documents/Dokument1Aleksandr.docx
+++ b/taskmanager/media/documents/Dokument1Aleksandr.docx
@@ -2,6 +2,11 @@
 <file path=word/document.xml><?xml version="1.0" encoding="utf-8"?>
 <w:document xmlns:wpc="http://schemas.microsoft.com/office/word/2010/wordprocessingCanvas" xmlns:mc="http://schemas.openxmlformats.org/markup-compatibility/2006" xmlns:o="urn:schemas-microsoft-com:office:office" xmlns:r="http://schemas.openxmlformats.org/officeDocument/2006/relationships" xmlns:m="http://schemas.openxmlformats.org/officeDocument/2006/math" xmlns:v="urn:schemas-microsoft-com:vml" xmlns:wp14="http://schemas.microsoft.com/office/word/2010/wordprocessingDrawing" xmlns:wp="http://schemas.openxmlformats.org/drawingml/2006/wordprocessingDrawing" xmlns:w10="urn:schemas-microsoft-com:office:word" xmlns:w="http://schemas.openxmlformats.org/wordprocessingml/2006/main" xmlns:w14="http://schemas.microsoft.com/office/word/2010/wordml" xmlns:w15="http://schemas.microsoft.com/office/word/2012/wordml" xmlns:wpg="http://schemas.microsoft.com/office/word/2010/wordprocessingGroup" xmlns:wpi="http://schemas.microsoft.com/office/word/2010/wordprocessingInk" xmlns:wne="http://schemas.microsoft.com/office/word/2006/wordml" xmlns:wps="http://schemas.microsoft.com/office/word/2010/wordprocessingShape" mc:Ignorable="w14 w15 wp14">
   <w:body>
+    <w:p>
+      <w:pPr>
+        <w:jc w:val="left"/>
+      </w:pPr>
+    </w:p>
     <w:p>
       <w:pPr>
         <w:jc w:val="left"/>
@@ -11,15 +16,13 @@
           <w:rFonts w:ascii="&quot;Times New Roman&quot;" w:hAnsi="&quot;Times New Roman&quot;" w:cs="&quot;Times New Roman&quot;"/>
           <w:sz w:val="28"/>
         </w:rPr>
-        <w:t xml:space="preserve"> Какой-то текст</w:t>
+        <w:t xml:space="preserve">Пустой документ</w:t>
       </w:r>
-      <w:r>
-        <w:rPr>
-          <w:rFonts w:ascii="&quot;Times New Roman&quot;" w:hAnsi="&quot;Times New Roman&quot;" w:cs="&quot;Times New Roman&quot;"/>
-          <w:sz w:val="28"/>
-        </w:rPr>
-        <w:t xml:space="preserve"> Какой-то текст</w:t>
-      </w:r>
+    </w:p>
+    <w:p>
+      <w:pPr>
+        <w:jc w:val="left"/>
+      </w:pPr>
     </w:p>
     <w:p>
       <w:pPr>

--- a/taskmanager/media/documents/Dokument1Aleksandr.docx
+++ b/taskmanager/media/documents/Dokument1Aleksandr.docx
@@ -5,7 +5,44 @@
     <w:p>
       <w:pPr>
         <w:jc w:val="left"/>
+        <w:spacing w:line="480" w:lineRule="auto"/>
+        <w:ind w:firstLine="1077"/>
       </w:pPr>
+      <w:r>
+        <w:rPr>
+          <w:rFonts w:ascii="&quot;Times New Roman&quot;" w:hAnsi="&quot;Times New Roman&quot;" w:cs="&quot;Times New Roman&quot;"/>
+          <w:sz w:val="28"/>
+        </w:rPr>
+        <w:t xml:space="preserve"> Какой-то текст</w:t>
+      </w:r>
+      <w:r>
+        <w:rPr>
+          <w:rFonts w:ascii="&quot;Times New Roman&quot;" w:hAnsi="&quot;Times New Roman&quot;" w:cs="&quot;Times New Roman&quot;"/>
+          <w:sz w:val="28"/>
+        </w:rPr>
+        <w:t xml:space="preserve"> Какой-то текст</w:t>
+      </w:r>
+      <w:r>
+        <w:rPr>
+          <w:rFonts w:ascii="&quot;Times New Roman&quot;" w:hAnsi="&quot;Times New Roman&quot;" w:cs="&quot;Times New Roman&quot;"/>
+          <w:sz w:val="28"/>
+        </w:rPr>
+        <w:t xml:space="preserve"> Какой-то текст</w:t>
+      </w:r>
+      <w:r>
+        <w:rPr>
+          <w:rFonts w:ascii="&quot;Times New Roman&quot;" w:hAnsi="&quot;Times New Roman&quot;" w:cs="&quot;Times New Roman&quot;"/>
+          <w:sz w:val="28"/>
+        </w:rPr>
+        <w:t xml:space="preserve"> Какой-то текст</w:t>
+      </w:r>
+      <w:r>
+        <w:rPr>
+          <w:rFonts w:ascii="&quot;Times New Roman&quot;" w:hAnsi="&quot;Times New Roman&quot;" w:cs="&quot;Times New Roman&quot;"/>
+          <w:sz w:val="28"/>
+        </w:rPr>
+        <w:t xml:space="preserve"> Какой-то текст</w:t>
+      </w:r>
       <w:r>
         <w:rPr>
           <w:rFonts w:ascii="&quot;Times New Roman&quot;" w:hAnsi="&quot;Times New Roman&quot;" w:cs="&quot;Times New Roman&quot;"/>
@@ -45,6 +82,37 @@
     <w:p>
       <w:pPr>
         <w:jc w:val="left"/>
+        <w:ind w:firstLine="0"/>
+      </w:pPr>
+    </w:p>
+    <w:p>
+      <w:pPr>
+        <w:jc w:val="left"/>
+        <w:ind w:firstLine="0"/>
+      </w:pPr>
+    </w:p>
+    <w:p>
+      <w:pPr>
+        <w:jc w:val="left"/>
+        <w:ind w:firstLine="0"/>
+      </w:pPr>
+    </w:p>
+    <w:p>
+      <w:pPr>
+        <w:jc w:val="left"/>
+        <w:ind w:firstLine="0"/>
+      </w:pPr>
+    </w:p>
+    <w:p>
+      <w:pPr>
+        <w:jc w:val="left"/>
+        <w:ind w:firstLine="0"/>
+      </w:pPr>
+    </w:p>
+    <w:p>
+      <w:pPr>
+        <w:jc w:val="left"/>
+        <w:ind w:firstLine="0"/>
       </w:pPr>
       <w:r>
         <w:rPr>

--- a/taskmanager/media/documents/Dokument1Aleksandr.docx
+++ b/taskmanager/media/documents/Dokument1Aleksandr.docx
@@ -5,51 +5,9 @@
     <w:p>
       <w:pPr>
         <w:jc w:val="left"/>
-        <w:spacing w:line="480" w:lineRule="auto"/>
-        <w:ind w:firstLine="1077"/>
+        <w:spacing w:line="360" w:lineRule="auto"/>
+        <w:ind w:firstLine="0"/>
       </w:pPr>
-      <w:r>
-        <w:rPr>
-          <w:rFonts w:ascii="&quot;Times New Roman&quot;" w:hAnsi="&quot;Times New Roman&quot;" w:cs="&quot;Times New Roman&quot;"/>
-          <w:sz w:val="28"/>
-        </w:rPr>
-        <w:t xml:space="preserve"> Какой-то текст</w:t>
-      </w:r>
-      <w:r>
-        <w:rPr>
-          <w:rFonts w:ascii="&quot;Times New Roman&quot;" w:hAnsi="&quot;Times New Roman&quot;" w:cs="&quot;Times New Roman&quot;"/>
-          <w:sz w:val="28"/>
-        </w:rPr>
-        <w:t xml:space="preserve"> Какой-то текст</w:t>
-      </w:r>
-      <w:r>
-        <w:rPr>
-          <w:rFonts w:ascii="&quot;Times New Roman&quot;" w:hAnsi="&quot;Times New Roman&quot;" w:cs="&quot;Times New Roman&quot;"/>
-          <w:sz w:val="28"/>
-        </w:rPr>
-        <w:t xml:space="preserve"> Какой-то текст</w:t>
-      </w:r>
-      <w:r>
-        <w:rPr>
-          <w:rFonts w:ascii="&quot;Times New Roman&quot;" w:hAnsi="&quot;Times New Roman&quot;" w:cs="&quot;Times New Roman&quot;"/>
-          <w:sz w:val="28"/>
-        </w:rPr>
-        <w:t xml:space="preserve"> Какой-то текст</w:t>
-      </w:r>
-      <w:r>
-        <w:rPr>
-          <w:rFonts w:ascii="&quot;Times New Roman&quot;" w:hAnsi="&quot;Times New Roman&quot;" w:cs="&quot;Times New Roman&quot;"/>
-          <w:sz w:val="28"/>
-        </w:rPr>
-        <w:t xml:space="preserve"> Какой-то текст</w:t>
-      </w:r>
-      <w:r>
-        <w:rPr>
-          <w:rFonts w:ascii="&quot;Times New Roman&quot;" w:hAnsi="&quot;Times New Roman&quot;" w:cs="&quot;Times New Roman&quot;"/>
-          <w:sz w:val="28"/>
-        </w:rPr>
-        <w:t xml:space="preserve"> Какой-то текст</w:t>
-      </w:r>
       <w:r>
         <w:rPr>
           <w:rFonts w:ascii="&quot;Times New Roman&quot;" w:hAnsi="&quot;Times New Roman&quot;" w:cs="&quot;Times New Roman&quot;"/>
@@ -82,38 +40,16 @@
     <w:p>
       <w:pPr>
         <w:jc w:val="left"/>
-        <w:ind w:firstLine="0"/>
+        <w:spacing w:line="360" w:lineRule="auto"/>
+        <w:ind w:firstLine="708"/>
       </w:pPr>
-    </w:p>
-    <w:p>
-      <w:pPr>
-        <w:jc w:val="left"/>
-        <w:ind w:firstLine="0"/>
-      </w:pPr>
-    </w:p>
-    <w:p>
-      <w:pPr>
-        <w:jc w:val="left"/>
-        <w:ind w:firstLine="0"/>
-      </w:pPr>
-    </w:p>
-    <w:p>
-      <w:pPr>
-        <w:jc w:val="left"/>
-        <w:ind w:firstLine="0"/>
-      </w:pPr>
-    </w:p>
-    <w:p>
-      <w:pPr>
-        <w:jc w:val="left"/>
-        <w:ind w:firstLine="0"/>
-      </w:pPr>
-    </w:p>
-    <w:p>
-      <w:pPr>
-        <w:jc w:val="left"/>
-        <w:ind w:firstLine="0"/>
-      </w:pPr>
+      <w:r>
+        <w:rPr>
+          <w:rFonts w:ascii="&quot;Times New Roman&quot;" w:hAnsi="&quot;Times New Roman&quot;" w:cs="&quot;Times New Roman&quot;"/>
+          <w:sz w:val="28"/>
+        </w:rPr>
+        <w:t xml:space="preserve"> Какой-то текст</w:t>
+      </w:r>
       <w:r>
         <w:rPr>
           <w:rFonts w:ascii="&quot;Times New Roman&quot;" w:hAnsi="&quot;Times New Roman&quot;" w:cs="&quot;Times New Roman&quot;"/>

--- a/taskmanager/media/documents/Dokument1Aleksandr.docx
+++ b/taskmanager/media/documents/Dokument1Aleksandr.docx
@@ -22,6 +22,90 @@
         </w:rPr>
         <w:t xml:space="preserve"> Какой-то текст</w:t>
       </w:r>
+      <w:r>
+        <w:rPr>
+          <w:rFonts w:ascii="&quot;Times New Roman&quot;" w:hAnsi="&quot;Times New Roman&quot;" w:cs="&quot;Times New Roman&quot;"/>
+          <w:sz w:val="28"/>
+        </w:rPr>
+        <w:t xml:space="preserve"> Какой-то текст</w:t>
+      </w:r>
+      <w:r>
+        <w:rPr>
+          <w:rFonts w:ascii="&quot;Times New Roman&quot;" w:hAnsi="&quot;Times New Roman&quot;" w:cs="&quot;Times New Roman&quot;"/>
+          <w:sz w:val="28"/>
+        </w:rPr>
+        <w:t xml:space="preserve"> Какой-то текст</w:t>
+      </w:r>
+    </w:p>
+    <w:p>
+      <w:pPr>
+        <w:jc w:val="left"/>
+        <w:spacing w:line="240" w:lineRule="auto"/>
+        <w:ind w:firstLine="0"/>
+      </w:pPr>
+    </w:p>
+    <w:p>
+      <w:pPr>
+        <w:jc w:val="left"/>
+        <w:spacing w:line="240" w:lineRule="auto"/>
+        <w:ind w:firstLine="0"/>
+      </w:pPr>
+      <w:r>
+        <w:rPr>
+          <w:rFonts w:ascii="&quot;Times New Roman&quot;" w:hAnsi="&quot;Times New Roman&quot;" w:cs="&quot;Times New Roman&quot;"/>
+          <w:sz w:val="28"/>
+        </w:rPr>
+        <w:t xml:space="preserve"> Какой-то текст</w:t>
+      </w:r>
+      <w:r>
+        <w:rPr>
+          <w:rFonts w:ascii="&quot;Times New Roman&quot;" w:hAnsi="&quot;Times New Roman&quot;" w:cs="&quot;Times New Roman&quot;"/>
+          <w:sz w:val="28"/>
+        </w:rPr>
+        <w:t xml:space="preserve"> Какой-то текст</w:t>
+      </w:r>
+      <w:r>
+        <w:rPr>
+          <w:rFonts w:ascii="&quot;Times New Roman&quot;" w:hAnsi="&quot;Times New Roman&quot;" w:cs="&quot;Times New Roman&quot;"/>
+          <w:sz w:val="28"/>
+        </w:rPr>
+        <w:t xml:space="preserve"> Какой-то текст</w:t>
+      </w:r>
+      <w:r>
+        <w:rPr>
+          <w:rFonts w:ascii="&quot;Times New Roman&quot;" w:hAnsi="&quot;Times New Roman&quot;" w:cs="&quot;Times New Roman&quot;"/>
+          <w:sz w:val="28"/>
+        </w:rPr>
+        <w:t xml:space="preserve"> Какой-то текст</w:t>
+      </w:r>
+    </w:p>
+    <w:p>
+      <w:pPr>
+        <w:jc w:val="left"/>
+        <w:spacing w:line="240" w:lineRule="auto"/>
+        <w:ind w:firstLine="0"/>
+      </w:pPr>
+    </w:p>
+    <w:p>
+      <w:pPr>
+        <w:jc w:val="left"/>
+        <w:spacing w:line="240" w:lineRule="auto"/>
+        <w:ind w:firstLine="0"/>
+      </w:pPr>
+    </w:p>
+    <w:p>
+      <w:pPr>
+        <w:jc w:val="left"/>
+        <w:spacing w:line="240" w:lineRule="auto"/>
+        <w:ind w:firstLine="0"/>
+      </w:pPr>
+    </w:p>
+    <w:p>
+      <w:pPr>
+        <w:jc w:val="left"/>
+        <w:spacing w:line="240" w:lineRule="auto"/>
+        <w:ind w:firstLine="0"/>
+      </w:pPr>
       <w:r>
         <w:rPr>
           <w:rFonts w:ascii="&quot;Times New Roman&quot;" w:hAnsi="&quot;Times New Roman&quot;" w:cs="&quot;Times New Roman&quot;"/>

--- a/taskmanager/media/documents/Dokument1Aleksandr.docx
+++ b/taskmanager/media/documents/Dokument1Aleksandr.docx
@@ -5,16 +5,7 @@
     <w:p>
       <w:pPr>
         <w:jc w:val="left"/>
-        <w:spacing w:line="360" w:lineRule="auto"/>
-        <w:ind w:firstLine="0"/>
       </w:pPr>
-      <w:r>
-        <w:rPr>
-          <w:rFonts w:ascii="&quot;Times New Roman&quot;" w:hAnsi="&quot;Times New Roman&quot;" w:cs="&quot;Times New Roman&quot;"/>
-          <w:sz w:val="28"/>
-        </w:rPr>
-        <w:t xml:space="preserve"> Какой-то текст</w:t>
-      </w:r>
       <w:r>
         <w:rPr>
           <w:rFonts w:ascii="&quot;Times New Roman&quot;" w:hAnsi="&quot;Times New Roman&quot;" w:cs="&quot;Times New Roman&quot;"/>
@@ -43,104 +34,6 @@
         <w:spacing w:line="240" w:lineRule="auto"/>
         <w:ind w:firstLine="0"/>
       </w:pPr>
-    </w:p>
-    <w:p>
-      <w:pPr>
-        <w:jc w:val="left"/>
-        <w:spacing w:line="240" w:lineRule="auto"/>
-        <w:ind w:firstLine="0"/>
-      </w:pPr>
-      <w:r>
-        <w:rPr>
-          <w:rFonts w:ascii="&quot;Times New Roman&quot;" w:hAnsi="&quot;Times New Roman&quot;" w:cs="&quot;Times New Roman&quot;"/>
-          <w:sz w:val="28"/>
-        </w:rPr>
-        <w:t xml:space="preserve"> Какой-то текст</w:t>
-      </w:r>
-      <w:r>
-        <w:rPr>
-          <w:rFonts w:ascii="&quot;Times New Roman&quot;" w:hAnsi="&quot;Times New Roman&quot;" w:cs="&quot;Times New Roman&quot;"/>
-          <w:sz w:val="28"/>
-        </w:rPr>
-        <w:t xml:space="preserve"> Какой-то текст</w:t>
-      </w:r>
-      <w:r>
-        <w:rPr>
-          <w:rFonts w:ascii="&quot;Times New Roman&quot;" w:hAnsi="&quot;Times New Roman&quot;" w:cs="&quot;Times New Roman&quot;"/>
-          <w:sz w:val="28"/>
-        </w:rPr>
-        <w:t xml:space="preserve"> Какой-то текст</w:t>
-      </w:r>
-      <w:r>
-        <w:rPr>
-          <w:rFonts w:ascii="&quot;Times New Roman&quot;" w:hAnsi="&quot;Times New Roman&quot;" w:cs="&quot;Times New Roman&quot;"/>
-          <w:sz w:val="28"/>
-        </w:rPr>
-        <w:t xml:space="preserve"> Какой-то текст</w:t>
-      </w:r>
-    </w:p>
-    <w:p>
-      <w:pPr>
-        <w:jc w:val="left"/>
-        <w:spacing w:line="240" w:lineRule="auto"/>
-        <w:ind w:firstLine="0"/>
-      </w:pPr>
-    </w:p>
-    <w:p>
-      <w:pPr>
-        <w:jc w:val="left"/>
-        <w:spacing w:line="240" w:lineRule="auto"/>
-        <w:ind w:firstLine="0"/>
-      </w:pPr>
-    </w:p>
-    <w:p>
-      <w:pPr>
-        <w:jc w:val="left"/>
-        <w:spacing w:line="240" w:lineRule="auto"/>
-        <w:ind w:firstLine="0"/>
-      </w:pPr>
-    </w:p>
-    <w:p>
-      <w:pPr>
-        <w:jc w:val="left"/>
-        <w:spacing w:line="240" w:lineRule="auto"/>
-        <w:ind w:firstLine="0"/>
-      </w:pPr>
-      <w:r>
-        <w:rPr>
-          <w:rFonts w:ascii="&quot;Times New Roman&quot;" w:hAnsi="&quot;Times New Roman&quot;" w:cs="&quot;Times New Roman&quot;"/>
-          <w:sz w:val="28"/>
-        </w:rPr>
-        <w:t xml:space="preserve"> Какой-то текст</w:t>
-      </w:r>
-      <w:r>
-        <w:rPr>
-          <w:rFonts w:ascii="&quot;Times New Roman&quot;" w:hAnsi="&quot;Times New Roman&quot;" w:cs="&quot;Times New Roman&quot;"/>
-          <w:sz w:val="28"/>
-        </w:rPr>
-        <w:t xml:space="preserve"> Какой-то текст</w:t>
-      </w:r>
-    </w:p>
-    <w:p>
-      <w:pPr>
-        <w:jc w:val="left"/>
-        <w:spacing w:line="360" w:lineRule="auto"/>
-        <w:ind w:firstLine="708"/>
-      </w:pPr>
-      <w:r>
-        <w:rPr>
-          <w:rFonts w:ascii="&quot;Times New Roman&quot;" w:hAnsi="&quot;Times New Roman&quot;" w:cs="&quot;Times New Roman&quot;"/>
-          <w:sz w:val="28"/>
-        </w:rPr>
-        <w:t xml:space="preserve"> Какой-то текст</w:t>
-      </w:r>
-      <w:r>
-        <w:rPr>
-          <w:rFonts w:ascii="&quot;Times New Roman&quot;" w:hAnsi="&quot;Times New Roman&quot;" w:cs="&quot;Times New Roman&quot;"/>
-          <w:sz w:val="28"/>
-        </w:rPr>
-        <w:t xml:space="preserve"> Какой-то текст</w:t>
-      </w:r>
       <w:r>
         <w:rPr>
           <w:rFonts w:ascii="&quot;Times New Roman&quot;" w:hAnsi="&quot;Times New Roman&quot;" w:cs="&quot;Times New Roman&quot;"/>

--- a/taskmanager/media/documents/Dokument1Aleksandr.docx
+++ b/taskmanager/media/documents/Dokument1Aleksandr.docx
@@ -5,33 +5,7 @@
     <w:p>
       <w:pPr>
         <w:jc w:val="left"/>
-      </w:pPr>
-      <w:r>
-        <w:rPr>
-          <w:rFonts w:ascii="&quot;Times New Roman&quot;" w:hAnsi="&quot;Times New Roman&quot;" w:cs="&quot;Times New Roman&quot;"/>
-          <w:sz w:val="28"/>
-        </w:rPr>
-        <w:t xml:space="preserve"> Какой-то текст</w:t>
-      </w:r>
-      <w:r>
-        <w:rPr>
-          <w:rFonts w:ascii="&quot;Times New Roman&quot;" w:hAnsi="&quot;Times New Roman&quot;" w:cs="&quot;Times New Roman&quot;"/>
-          <w:sz w:val="28"/>
-        </w:rPr>
-        <w:t xml:space="preserve"> Какой-то текст</w:t>
-      </w:r>
-      <w:r>
-        <w:rPr>
-          <w:rFonts w:ascii="&quot;Times New Roman&quot;" w:hAnsi="&quot;Times New Roman&quot;" w:cs="&quot;Times New Roman&quot;"/>
-          <w:sz w:val="28"/>
-        </w:rPr>
-        <w:t xml:space="preserve"> Какой-то текст</w:t>
-      </w:r>
-    </w:p>
-    <w:p>
-      <w:pPr>
-        <w:jc w:val="left"/>
-        <w:spacing w:line="240" w:lineRule="auto"/>
+        <w:spacing w:line="288" w:lineRule="auto"/>
         <w:ind w:firstLine="0"/>
       </w:pPr>
       <w:r>
@@ -39,14 +13,63 @@
           <w:rFonts w:ascii="&quot;Times New Roman&quot;" w:hAnsi="&quot;Times New Roman&quot;" w:cs="&quot;Times New Roman&quot;"/>
           <w:sz w:val="28"/>
         </w:rPr>
-        <w:t xml:space="preserve"> Какой-то текст</w:t>
+        <w:t xml:space="preserve">  </w:t>
       </w:r>
       <w:r>
         <w:rPr>
           <w:rFonts w:ascii="&quot;Times New Roman&quot;" w:hAnsi="&quot;Times New Roman&quot;" w:cs="&quot;Times New Roman&quot;"/>
           <w:sz w:val="28"/>
         </w:rPr>
-        <w:t xml:space="preserve"> Какой-то текст</w:t>
+        <w:t xml:space="preserve">  </w:t>
+      </w:r>
+    </w:p>
+    <w:p>
+      <w:pPr>
+        <w:jc w:val="left"/>
+        <w:spacing w:line="288" w:lineRule="auto"/>
+        <w:ind w:firstLine="0"/>
+      </w:pPr>
+      <w:r>
+        <w:rPr>
+          <w:rFonts w:ascii="&quot;Times New Roman&quot;" w:hAnsi="&quot;Times New Roman&quot;" w:cs="&quot;Times New Roman&quot;"/>
+          <w:sz w:val="28"/>
+        </w:rPr>
+        <w:t xml:space="preserve">  </w:t>
+      </w:r>
+    </w:p>
+    <w:p>
+      <w:pPr>
+        <w:jc w:val="left"/>
+        <w:spacing w:line="288" w:lineRule="auto"/>
+        <w:ind w:firstLine="0"/>
+      </w:pPr>
+      <w:r>
+        <w:rPr>
+          <w:rFonts w:ascii="&quot;Times New Roman&quot;" w:hAnsi="&quot;Times New Roman&quot;" w:cs="&quot;Times New Roman&quot;"/>
+          <w:sz w:val="28"/>
+        </w:rPr>
+        <w:t xml:space="preserve">  </w:t>
+      </w:r>
+      <w:r>
+        <w:rPr>
+          <w:rFonts w:ascii="&quot;Times New Roman&quot;" w:hAnsi="&quot;Times New Roman&quot;" w:cs="&quot;Times New Roman&quot;"/>
+          <w:sz w:val="28"/>
+        </w:rPr>
+        <w:t xml:space="preserve">  </w:t>
+      </w:r>
+    </w:p>
+    <w:p>
+      <w:pPr>
+        <w:jc w:val="left"/>
+        <w:spacing w:line="288" w:lineRule="auto"/>
+        <w:ind w:firstLine="0"/>
+      </w:pPr>
+      <w:r>
+        <w:rPr>
+          <w:rFonts w:ascii="&quot;Times New Roman&quot;" w:hAnsi="&quot;Times New Roman&quot;" w:cs="&quot;Times New Roman&quot;"/>
+          <w:sz w:val="28"/>
+        </w:rPr>
+        <w:t xml:space="preserve">safasfasfasf</w:t>
       </w:r>
     </w:p>
   </w:body>
